--- a/Generative-AI/course-materials/blackboard/docx/Generative_AI_Week11_Module_Guide.docx
+++ b/Generative-AI/course-materials/blackboard/docx/Generative_AI_Week11_Module_Guide.docx
@@ -1771,7 +1771,7 @@
           <w:b w:val="0"/>
           <w:i w:val="0"/>
         </w:rPr>
-        <w:t>Type: Discussion Board. Points: 50. Submit one initial post and two peer responses in the Week 11 Discussion item. Use Blackboard’s displayed due dates.</w:t>
+        <w:t>Type: Discussion Board. Points: 10. Submit one initial post and two peer responses in the Week 11 Discussion item. Use Blackboard’s displayed due dates.</w:t>
       </w:r>
     </w:p>
     <w:p>
@@ -2058,7 +2058,7 @@
                 <w:b w:val="0"/>
                 <w:i w:val="0"/>
               </w:rPr>
-              <w:t>15</w:t>
+              <w:t>3</w:t>
             </w:r>
           </w:p>
         </w:tc>
@@ -2120,7 +2120,7 @@
                 <w:b w:val="0"/>
                 <w:i w:val="0"/>
               </w:rPr>
-              <w:t>15</w:t>
+              <w:t>3</w:t>
             </w:r>
           </w:p>
         </w:tc>
@@ -2182,7 +2182,7 @@
                 <w:b w:val="0"/>
                 <w:i w:val="0"/>
               </w:rPr>
-              <w:t>10</w:t>
+              <w:t>2</w:t>
             </w:r>
           </w:p>
         </w:tc>
@@ -2244,7 +2244,7 @@
                 <w:b w:val="0"/>
                 <w:i w:val="0"/>
               </w:rPr>
-              <w:t>10</w:t>
+              <w:t>2</w:t>
             </w:r>
           </w:p>
         </w:tc>
@@ -2299,7 +2299,7 @@
                 <w:b w:val="0"/>
                 <w:i w:val="0"/>
               </w:rPr>
-              <w:t>50</w:t>
+              <w:t>10</w:t>
             </w:r>
           </w:p>
         </w:tc>
@@ -2343,7 +2343,7 @@
           <w:b w:val="0"/>
           <w:i w:val="0"/>
         </w:rPr>
-        <w:t>Type: Applied analysis. Points: 75. Submit one PDF or DOCX to Week 11 Assignment 2. Aim for 600–800 words of analysis plus the requested matrix, diagram, prompts, or evidence appendix; these artifacts are not included in the word guide.</w:t>
+        <w:t>Type: Applied analysis. Points: 25. Submit one PDF or DOCX to Week 11 Assignment 2. Aim for 600–800 words of analysis plus the requested matrix, diagram, prompts, or evidence appendix; these artifacts are not included in the word guide.</w:t>
       </w:r>
     </w:p>
     <w:p>
@@ -2629,7 +2629,7 @@
                 <w:b w:val="0"/>
                 <w:i w:val="0"/>
               </w:rPr>
-              <w:t>15</w:t>
+              <w:t>5</w:t>
             </w:r>
           </w:p>
         </w:tc>
@@ -2691,7 +2691,7 @@
                 <w:b w:val="0"/>
                 <w:i w:val="0"/>
               </w:rPr>
-              <w:t>25</w:t>
+              <w:t>8</w:t>
             </w:r>
           </w:p>
         </w:tc>
@@ -2753,7 +2753,7 @@
                 <w:b w:val="0"/>
                 <w:i w:val="0"/>
               </w:rPr>
-              <w:t>15</w:t>
+              <w:t>5</w:t>
             </w:r>
           </w:p>
         </w:tc>
@@ -2815,7 +2815,7 @@
                 <w:b w:val="0"/>
                 <w:i w:val="0"/>
               </w:rPr>
-              <w:t>15</w:t>
+              <w:t>5</w:t>
             </w:r>
           </w:p>
         </w:tc>
@@ -2877,7 +2877,7 @@
                 <w:b w:val="0"/>
                 <w:i w:val="0"/>
               </w:rPr>
-              <w:t>5</w:t>
+              <w:t>2</w:t>
             </w:r>
           </w:p>
         </w:tc>
@@ -2932,7 +2932,7 @@
                 <w:b w:val="0"/>
                 <w:i w:val="0"/>
               </w:rPr>
-              <w:t>75</w:t>
+              <w:t>25</w:t>
             </w:r>
           </w:p>
         </w:tc>
@@ -2966,7 +2966,7 @@
           <w:b w:val="0"/>
           <w:i w:val="0"/>
         </w:rPr>
-        <w:t>Type: Project portfolio milestone. Points: 50. Submit a PDF or DOCX to Week 11 Project Milestone. Preserve the author’s required elements below and retain an editable copy for Week 16.</w:t>
+        <w:t>Type: Project portfolio milestone. Points: 15. Submit a PDF or DOCX to Week 11 Project Milestone. Preserve the author’s required elements below and retain an editable copy for Week 16.</w:t>
       </w:r>
     </w:p>
     <w:p>
@@ -3304,7 +3304,7 @@
                 <w:b w:val="0"/>
                 <w:i w:val="0"/>
               </w:rPr>
-              <w:t>15</w:t>
+              <w:t>4</w:t>
             </w:r>
           </w:p>
         </w:tc>
@@ -3366,7 +3366,7 @@
                 <w:b w:val="0"/>
                 <w:i w:val="0"/>
               </w:rPr>
-              <w:t>10</w:t>
+              <w:t>3</w:t>
             </w:r>
           </w:p>
         </w:tc>
@@ -3428,7 +3428,7 @@
                 <w:b w:val="0"/>
                 <w:i w:val="0"/>
               </w:rPr>
-              <w:t>15</w:t>
+              <w:t>5</w:t>
             </w:r>
           </w:p>
         </w:tc>
@@ -3490,7 +3490,7 @@
                 <w:b w:val="0"/>
                 <w:i w:val="0"/>
               </w:rPr>
-              <w:t>10</w:t>
+              <w:t>3</w:t>
             </w:r>
           </w:p>
         </w:tc>
@@ -3545,7 +3545,7 @@
                 <w:b w:val="0"/>
                 <w:i w:val="0"/>
               </w:rPr>
-              <w:t>50</w:t>
+              <w:t>15</w:t>
             </w:r>
           </w:p>
         </w:tc>
@@ -3757,7 +3757,7 @@
                 <w:b w:val="0"/>
                 <w:i w:val="0"/>
               </w:rPr>
-              <w:t>50</w:t>
+              <w:t>10</w:t>
             </w:r>
           </w:p>
         </w:tc>
@@ -3838,7 +3838,7 @@
                 <w:b w:val="0"/>
                 <w:i w:val="0"/>
               </w:rPr>
-              <w:t>75</w:t>
+              <w:t>25</w:t>
             </w:r>
           </w:p>
         </w:tc>
@@ -3919,7 +3919,7 @@
                 <w:b w:val="0"/>
                 <w:i w:val="0"/>
               </w:rPr>
-              <w:t>50</w:t>
+              <w:t>15</w:t>
             </w:r>
           </w:p>
         </w:tc>
@@ -3986,7 +3986,7 @@
                 <w:b w:val="0"/>
                 <w:i w:val="0"/>
               </w:rPr>
-              <w:t>175</w:t>
+              <w:t>50</w:t>
             </w:r>
           </w:p>
         </w:tc>
